--- a/resources/templates/14审计报告征求意见书.docx
+++ b/resources/templates/14审计报告征求意见书.docx
@@ -4,66 +4,10 @@
   <w:body>
     <w:p>
       <w:pPr>
-        <w:spacing w:line="560" w:lineRule="atLeast"/>
-        <w:jc w:val="center"/>
-        <w:rPr>
-          <w:rFonts w:hint="default" w:ascii="Times New Roman" w:hAnsi="Times New Roman" w:eastAsia="长城小标宋体" w:cs="Times New Roman"/>
-          <w:spacing w:val="20"/>
-          <w:sz w:val="44"/>
-        </w:rPr>
-      </w:pPr>
-      <w:r>
-        <w:rPr>
-          <w:rFonts w:hint="default" w:ascii="Times New Roman" w:hAnsi="Times New Roman" w:eastAsia="长城小标宋体" w:cs="Times New Roman"/>
-          <w:color w:val="FF0000"/>
-          <w:spacing w:val="30"/>
-          <w:sz w:val="40"/>
-        </w:rPr>
-        <w:t>****</w:t>
-      </w:r>
-      <w:r>
-        <w:rPr>
-          <w:rFonts w:hint="default" w:ascii="Times New Roman" w:hAnsi="Times New Roman" w:eastAsia="长城小标宋体" w:cs="Times New Roman"/>
-          <w:i/>
-          <w:color w:val="FF0000"/>
-          <w:spacing w:val="30"/>
-          <w:sz w:val="40"/>
-        </w:rPr>
-        <w:t>（审计机关全称）</w:t>
-      </w:r>
-    </w:p>
-    <w:p>
-      <w:pPr>
-        <w:jc w:val="center"/>
-        <w:rPr>
-          <w:rFonts w:hint="default" w:ascii="Times New Roman" w:hAnsi="Times New Roman" w:eastAsia="长城小标宋体" w:cs="Times New Roman"/>
-          <w:b/>
-          <w:color w:val="FF0000"/>
-          <w:w w:val="80"/>
-          <w:sz w:val="72"/>
-        </w:rPr>
-      </w:pPr>
-      <w:r>
-        <w:rPr>
-          <w:rFonts w:hint="default" w:ascii="Times New Roman" w:hAnsi="Times New Roman" w:eastAsia="长城小标宋体" w:cs="Times New Roman"/>
-          <w:b/>
-          <w:color w:val="FF0000"/>
-          <w:w w:val="80"/>
-          <w:sz w:val="84"/>
-          <w:szCs w:val="84"/>
-        </w:rPr>
-        <w:t>审计报告征求意见书</w:t>
-      </w:r>
-    </w:p>
-    <w:p>
-      <w:pPr>
-        <w:keepNext w:val="0"/>
-        <w:keepLines w:val="0"/>
-        <w:pageBreakBefore w:val="0"/>
-        <w:widowControl w:val="0"/>
-        <w:pBdr>
-          <w:bottom w:val="single" w:color="FF0000" w:sz="18" w:space="8"/>
-        </w:pBdr>
+        <w:keepNext w:val="0"/>
+        <w:keepLines w:val="0"/>
+        <w:pageBreakBefore w:val="0"/>
+        <w:widowControl w:val="0"/>
         <w:kinsoku/>
         <w:wordWrap/>
         <w:overflowPunct/>
@@ -77,20 +21,19 @@
         <w:jc w:val="both"/>
         <w:textAlignment w:val="auto"/>
         <w:rPr>
-          <w:rFonts w:ascii="Times New Roman" w:hAnsi="Times New Roman" w:eastAsia="仿宋" w:cs="Times New Roman"/>
-          <w:spacing w:val="-24"/>
-        </w:rPr>
-      </w:pPr>
-    </w:p>
-    <w:p>
-      <w:pPr>
-        <w:keepNext w:val="0"/>
-        <w:keepLines w:val="0"/>
-        <w:pageBreakBefore w:val="0"/>
-        <w:widowControl w:val="0"/>
-        <w:pBdr>
-          <w:bottom w:val="single" w:color="FF0000" w:sz="18" w:space="8"/>
-        </w:pBdr>
+          <w:rFonts w:ascii="Times New Roman" w:hAnsi="Times New Roman" w:cs="Times New Roman"/>
+        </w:rPr>
+      </w:pPr>
+      <w:bookmarkStart w:id="0" w:name="_GoBack"/>
+      <w:bookmarkEnd w:id="0"/>
+    </w:p>
+    <w:p>
+      <w:pPr>
+        <w:pStyle w:val="5"/>
+        <w:keepNext w:val="0"/>
+        <w:keepLines w:val="0"/>
+        <w:pageBreakBefore w:val="0"/>
+        <w:widowControl w:val="0"/>
         <w:kinsoku/>
         <w:wordWrap/>
         <w:overflowPunct/>
@@ -104,65 +47,18 @@
         <w:jc w:val="center"/>
         <w:textAlignment w:val="auto"/>
         <w:rPr>
-          <w:rFonts w:hint="default" w:ascii="Times New Roman" w:hAnsi="Times New Roman" w:eastAsia="仿宋_GB2312" w:cs="Times New Roman"/>
-          <w:b/>
-          <w:sz w:val="32"/>
-          <w:szCs w:val="32"/>
-        </w:rPr>
-      </w:pPr>
-      <w:r>
-        <w:rPr>
-          <w:rFonts w:hint="default" w:ascii="Times New Roman" w:hAnsi="Times New Roman" w:eastAsia="仿宋_GB2312" w:cs="Times New Roman"/>
-          <w:spacing w:val="-24"/>
+          <w:sz w:val="32"/>
+          <w:szCs w:val="32"/>
+        </w:rPr>
+      </w:pPr>
+      <w:r>
+        <w:rPr>
+          <w:rFonts w:hint="eastAsia"/>
           <w:sz w:val="32"/>
           <w:szCs w:val="32"/>
         </w:rPr>
         <w:t>*审* *征〔20**〕**号</w:t>
       </w:r>
-    </w:p>
-    <w:p>
-      <w:pPr>
-        <w:keepNext w:val="0"/>
-        <w:keepLines w:val="0"/>
-        <w:pageBreakBefore w:val="0"/>
-        <w:widowControl w:val="0"/>
-        <w:kinsoku/>
-        <w:wordWrap/>
-        <w:overflowPunct/>
-        <w:topLinePunct w:val="0"/>
-        <w:autoSpaceDE/>
-        <w:autoSpaceDN/>
-        <w:bidi w:val="0"/>
-        <w:adjustRightInd w:val="0"/>
-        <w:snapToGrid w:val="0"/>
-        <w:spacing w:line="579" w:lineRule="exact"/>
-        <w:jc w:val="both"/>
-        <w:textAlignment w:val="auto"/>
-        <w:rPr>
-          <w:rFonts w:ascii="Times New Roman" w:hAnsi="Times New Roman" w:cs="Times New Roman"/>
-        </w:rPr>
-      </w:pPr>
-    </w:p>
-    <w:p>
-      <w:pPr>
-        <w:pStyle w:val="5"/>
-        <w:keepNext w:val="0"/>
-        <w:keepLines w:val="0"/>
-        <w:pageBreakBefore w:val="0"/>
-        <w:widowControl w:val="0"/>
-        <w:kinsoku/>
-        <w:wordWrap/>
-        <w:overflowPunct/>
-        <w:topLinePunct w:val="0"/>
-        <w:autoSpaceDE/>
-        <w:autoSpaceDN/>
-        <w:bidi w:val="0"/>
-        <w:adjustRightInd w:val="0"/>
-        <w:snapToGrid w:val="0"/>
-        <w:spacing w:line="579" w:lineRule="exact"/>
-        <w:jc w:val="both"/>
-        <w:textAlignment w:val="auto"/>
-      </w:pPr>
     </w:p>
     <w:p>
       <w:pPr>
@@ -734,8 +630,6 @@
         </w:rPr>
         <w:t>****年**月**日</w:t>
       </w:r>
-      <w:bookmarkStart w:id="0" w:name="_GoBack"/>
-      <w:bookmarkEnd w:id="0"/>
       <w:r>
         <w:rPr>
           <w:rFonts w:hint="eastAsia" w:ascii="Times New Roman" w:hAnsi="Times New Roman" w:eastAsia="仿宋_GB2312" w:cs="Times New Roman"/>
@@ -1493,20 +1387,4 @@
   </a:themeElements>
   <a:objectDefaults/>
 </a:theme>
-</file>
-
-<file path=customXml/item1.xml><?xml version="1.0" encoding="utf-8"?>
-<s:customData xmlns="http://www.wps.cn/officeDocument/2013/wpsCustomData" xmlns:s="http://www.wps.cn/officeDocument/2013/wpsCustomData">
-  <customSectProps>
-    <customSectPr/>
-  </customSectProps>
-</s:customData>
-</file>
-
-<file path=customXml/itemProps1.xml><?xml version="1.0" encoding="utf-8"?>
-<ds:datastoreItem xmlns:ds="http://schemas.openxmlformats.org/officeDocument/2006/customXml" ds:itemID="{B1977F7D-205B-4081-913C-38D41E755F92}">
-  <ds:schemaRefs>
-    <ds:schemaRef ds:uri="http://www.wps.cn/officeDocument/2013/wpsCustomData"/>
-  </ds:schemaRefs>
-</ds:datastoreItem>
 </file>
--- a/resources/templates/14审计报告征求意见书.docx
+++ b/resources/templates/14审计报告征求意见书.docx
@@ -24,8 +24,6 @@
           <w:rFonts w:ascii="Times New Roman" w:hAnsi="Times New Roman" w:cs="Times New Roman"/>
         </w:rPr>
       </w:pPr>
-      <w:bookmarkStart w:id="0" w:name="_GoBack"/>
-      <w:bookmarkEnd w:id="0"/>
     </w:p>
     <w:p>
       <w:pPr>
@@ -46,77 +44,18 @@
         <w:spacing w:line="579" w:lineRule="exact"/>
         <w:jc w:val="center"/>
         <w:textAlignment w:val="auto"/>
-        <w:rPr>
-          <w:sz w:val="32"/>
-          <w:szCs w:val="32"/>
-        </w:rPr>
       </w:pPr>
       <w:r>
         <w:rPr>
-          <w:rFonts w:hint="eastAsia"/>
-          <w:sz w:val="32"/>
-          <w:szCs w:val="32"/>
-        </w:rPr>
-        <w:t>*审* *征〔20**〕**号</w:t>
-      </w:r>
-    </w:p>
-    <w:p>
-      <w:pPr>
-        <w:keepNext w:val="0"/>
-        <w:keepLines w:val="0"/>
-        <w:pageBreakBefore w:val="0"/>
-        <w:widowControl w:val="0"/>
-        <w:kinsoku/>
-        <w:wordWrap/>
-        <w:overflowPunct/>
-        <w:topLinePunct w:val="0"/>
-        <w:autoSpaceDE/>
-        <w:autoSpaceDN/>
-        <w:bidi w:val="0"/>
-        <w:adjustRightInd w:val="0"/>
-        <w:snapToGrid w:val="0"/>
-        <w:spacing w:line="579" w:lineRule="exact"/>
-        <w:textAlignment w:val="auto"/>
-        <w:rPr>
-          <w:rFonts w:hint="default" w:ascii="Times New Roman" w:hAnsi="Times New Roman" w:eastAsia="仿宋_GB2312" w:cs="Times New Roman"/>
-          <w:sz w:val="32"/>
-          <w:szCs w:val="32"/>
-        </w:rPr>
-      </w:pPr>
-      <w:r>
-        <w:rPr>
-          <w:rFonts w:hint="default" w:ascii="Times New Roman" w:hAnsi="Times New Roman" w:eastAsia="仿宋_GB2312" w:cs="Times New Roman"/>
-          <w:i w:val="0"/>
-          <w:iCs w:val="0"/>
-          <w:sz w:val="32"/>
-          <w:szCs w:val="32"/>
-        </w:rPr>
-        <w:t>***</w:t>
-      </w:r>
-      <w:r>
-        <w:rPr>
-          <w:rFonts w:hint="default" w:ascii="Times New Roman" w:hAnsi="Times New Roman" w:eastAsia="仿宋_GB2312" w:cs="Times New Roman"/>
-          <w:sz w:val="32"/>
-          <w:szCs w:val="32"/>
-        </w:rPr>
-        <w:t>****</w:t>
-      </w:r>
-      <w:r>
-        <w:rPr>
-          <w:rFonts w:hint="default" w:ascii="Times New Roman" w:hAnsi="Times New Roman" w:eastAsia="仿宋_GB2312" w:cs="Times New Roman"/>
-          <w:i/>
-          <w:sz w:val="32"/>
-          <w:szCs w:val="32"/>
-        </w:rPr>
-        <w:t>（主送单位全称或者规范简称）</w:t>
-      </w:r>
-      <w:r>
-        <w:rPr>
-          <w:rFonts w:hint="default" w:ascii="Times New Roman" w:hAnsi="Times New Roman" w:eastAsia="仿宋_GB2312" w:cs="Times New Roman"/>
-          <w:sz w:val="32"/>
-          <w:szCs w:val="32"/>
-        </w:rPr>
-        <w:t>：</w:t>
+          <w:rFonts w:hint="default"/>
+          <w:sz w:val="32"/>
+          <w:szCs w:val="32"/>
+          <w:lang w:val="en-US"/>
+        </w:rPr>
+        <w:t>{documentNumber}</w:t>
+      </w:r>
+      <w:r>
+        <w:t xml:space="preserve"> </w:t>
       </w:r>
     </w:p>
     <w:p>
@@ -137,52 +76,177 @@
         <w:spacing w:line="579" w:lineRule="exact"/>
         <w:ind w:firstLine="640" w:firstLineChars="200"/>
         <w:rPr>
-          <w:rFonts w:hint="eastAsia" w:ascii="仿宋_GB2312" w:hAnsi="仿宋_GB2312" w:eastAsia="仿宋_GB2312" w:cs="仿宋_GB2312"/>
-          <w:sz w:val="32"/>
-          <w:szCs w:val="32"/>
+          <w:rFonts w:hint="eastAsia"/>
+          <w:sz w:val="32"/>
+          <w:szCs w:val="32"/>
+          <w:lang w:eastAsia="zh-CN"/>
         </w:rPr>
       </w:pPr>
       <w:r>
         <w:rPr>
-          <w:rFonts w:hint="default" w:ascii="Times New Roman" w:hAnsi="Times New Roman" w:eastAsia="仿宋_GB2312" w:cs="Times New Roman"/>
-          <w:sz w:val="32"/>
-          <w:szCs w:val="32"/>
-        </w:rPr>
-        <w:t>****</w:t>
-      </w:r>
-      <w:r>
-        <w:rPr>
-          <w:rFonts w:hint="default" w:ascii="Times New Roman" w:hAnsi="Times New Roman" w:eastAsia="仿宋_GB2312" w:cs="Times New Roman"/>
-          <w:i/>
-          <w:sz w:val="32"/>
-          <w:szCs w:val="32"/>
-        </w:rPr>
-        <w:t>（审计机关全称或者规范简称）</w:t>
-      </w:r>
-      <w:r>
-        <w:rPr>
-          <w:rFonts w:hint="default" w:ascii="Times New Roman" w:hAnsi="Times New Roman" w:eastAsia="仿宋_GB2312" w:cs="Times New Roman"/>
-          <w:sz w:val="32"/>
-          <w:szCs w:val="32"/>
-        </w:rPr>
-        <w:t>派出审计组于****年**月**日至****年**月**日对你</w:t>
-      </w:r>
-      <w:r>
-        <w:rPr>
-          <w:rFonts w:hint="default" w:ascii="Times New Roman" w:hAnsi="Times New Roman" w:eastAsia="仿宋_GB2312" w:cs="Times New Roman"/>
+          <w:sz w:val="32"/>
+          <w:szCs w:val="32"/>
+        </w:rPr>
+        <w:t>{auditedUnit}</w:t>
+      </w:r>
+      <w:r>
+        <w:rPr>
+          <w:rFonts w:hint="eastAsia"/>
           <w:sz w:val="32"/>
           <w:szCs w:val="32"/>
           <w:lang w:eastAsia="zh-CN"/>
         </w:rPr>
+        <w:t>：</w:t>
+      </w:r>
+    </w:p>
+    <w:p>
+      <w:pPr>
+        <w:keepNext w:val="0"/>
+        <w:keepLines w:val="0"/>
+        <w:pageBreakBefore w:val="0"/>
+        <w:widowControl w:val="0"/>
+        <w:kinsoku/>
+        <w:wordWrap/>
+        <w:overflowPunct/>
+        <w:topLinePunct w:val="0"/>
+        <w:autoSpaceDE/>
+        <w:autoSpaceDN/>
+        <w:bidi w:val="0"/>
+        <w:adjustRightInd w:val="0"/>
+        <w:snapToGrid w:val="0"/>
+        <w:spacing w:line="579" w:lineRule="exact"/>
+        <w:ind w:firstLine="640" w:firstLineChars="200"/>
+        <w:rPr>
+          <w:rFonts w:hint="eastAsia" w:ascii="仿宋_GB2312" w:hAnsi="仿宋_GB2312" w:eastAsia="仿宋_GB2312" w:cs="仿宋_GB2312"/>
+          <w:sz w:val="32"/>
+          <w:szCs w:val="32"/>
+        </w:rPr>
+      </w:pPr>
+      <w:r>
+        <w:rPr>
+          <w:rFonts w:hint="default" w:eastAsia="仿宋_GB2312" w:cs="Times New Roman"/>
+          <w:sz w:val="32"/>
+          <w:szCs w:val="32"/>
+          <w:lang w:val="en-US"/>
+        </w:rPr>
+        <w:t>{</w:t>
+      </w:r>
+      <w:r>
+        <w:rPr>
+          <w:rFonts w:hint="default" w:ascii="Times New Roman" w:hAnsi="Times New Roman" w:eastAsia="仿宋_GB2312" w:cs="Times New Roman"/>
+          <w:color w:val="auto"/>
+          <w:kern w:val="2"/>
+          <w:sz w:val="32"/>
+          <w:szCs w:val="32"/>
+          <w:u w:val="none"/>
+          <w:lang w:val="en-US" w:eastAsia="zh-CN" w:bidi="ar-SA"/>
+        </w:rPr>
+        <w:t>auditOrg</w:t>
+      </w:r>
+      <w:r>
+        <w:rPr>
+          <w:rFonts w:hint="default" w:eastAsia="仿宋_GB2312" w:cs="Times New Roman"/>
+          <w:sz w:val="32"/>
+          <w:szCs w:val="32"/>
+          <w:lang w:val="en-US"/>
+        </w:rPr>
+        <w:t>}</w:t>
+      </w:r>
+      <w:r>
+        <w:rPr>
+          <w:rFonts w:hint="default" w:ascii="Times New Roman" w:hAnsi="Times New Roman" w:eastAsia="仿宋_GB2312" w:cs="Times New Roman"/>
+          <w:sz w:val="32"/>
+          <w:szCs w:val="32"/>
+        </w:rPr>
+        <w:t>派出审计组于</w:t>
+      </w:r>
+      <w:r>
+        <w:rPr>
+          <w:rFonts w:hint="default" w:ascii="Times New Roman" w:hAnsi="Times New Roman" w:eastAsia="仿宋_GB2312" w:cs="Times New Roman"/>
+          <w:color w:val="auto"/>
+          <w:kern w:val="2"/>
+          <w:sz w:val="32"/>
+          <w:szCs w:val="32"/>
+          <w:u w:val="none"/>
+          <w:lang w:val="en-US" w:eastAsia="zh-CN" w:bidi="ar-SA"/>
+        </w:rPr>
+        <w:t>{auditStartDate}</w:t>
+      </w:r>
+      <w:r>
+        <w:rPr>
+          <w:rFonts w:hint="default" w:ascii="Times New Roman" w:hAnsi="Times New Roman" w:eastAsia="仿宋_GB2312" w:cs="Times New Roman"/>
+          <w:sz w:val="32"/>
+          <w:szCs w:val="32"/>
+        </w:rPr>
+        <w:t>至</w:t>
+      </w:r>
+      <w:r>
+        <w:rPr>
+          <w:rFonts w:hint="default" w:ascii="Times New Roman" w:hAnsi="Times New Roman" w:eastAsia="仿宋_GB2312" w:cs="Times New Roman"/>
+          <w:color w:val="auto"/>
+          <w:kern w:val="2"/>
+          <w:sz w:val="32"/>
+          <w:szCs w:val="32"/>
+          <w:u w:val="none"/>
+          <w:lang w:val="en-US" w:eastAsia="zh-CN" w:bidi="ar-SA"/>
+        </w:rPr>
+        <w:t>{audit</w:t>
+      </w:r>
+      <w:r>
+        <w:rPr>
+          <w:rFonts w:hint="default" w:eastAsia="仿宋_GB2312" w:cs="Times New Roman"/>
+          <w:color w:val="auto"/>
+          <w:kern w:val="2"/>
+          <w:sz w:val="32"/>
+          <w:szCs w:val="32"/>
+          <w:u w:val="none"/>
+          <w:lang w:val="en-US" w:eastAsia="zh-CN" w:bidi="ar-SA"/>
+        </w:rPr>
+        <w:t>End</w:t>
+      </w:r>
+      <w:r>
+        <w:rPr>
+          <w:rFonts w:hint="default" w:ascii="Times New Roman" w:hAnsi="Times New Roman" w:eastAsia="仿宋_GB2312" w:cs="Times New Roman"/>
+          <w:color w:val="auto"/>
+          <w:kern w:val="2"/>
+          <w:sz w:val="32"/>
+          <w:szCs w:val="32"/>
+          <w:u w:val="none"/>
+          <w:lang w:val="en-US" w:eastAsia="zh-CN" w:bidi="ar-SA"/>
+        </w:rPr>
+        <w:t>Date}</w:t>
+      </w:r>
+      <w:r>
+        <w:rPr>
+          <w:rFonts w:hint="default" w:ascii="Times New Roman" w:hAnsi="Times New Roman" w:eastAsia="仿宋_GB2312" w:cs="Times New Roman"/>
+          <w:sz w:val="32"/>
+          <w:szCs w:val="32"/>
+        </w:rPr>
+        <w:t>对你</w:t>
+      </w:r>
+      <w:r>
+        <w:rPr>
+          <w:rFonts w:hint="default" w:ascii="Times New Roman" w:hAnsi="Times New Roman" w:eastAsia="仿宋_GB2312" w:cs="Times New Roman"/>
+          <w:sz w:val="32"/>
+          <w:szCs w:val="32"/>
+          <w:lang w:eastAsia="zh-CN"/>
+        </w:rPr>
         <w:t>们</w:t>
       </w:r>
       <w:r>
         <w:rPr>
-          <w:rFonts w:hint="default" w:ascii="Times New Roman" w:hAnsi="Times New Roman" w:eastAsia="仿宋_GB2312" w:cs="Times New Roman"/>
-          <w:sz w:val="32"/>
-          <w:szCs w:val="32"/>
-        </w:rPr>
-        <w:t>****进行了审计。根据《中华人民共和国审计法》第四十</w:t>
+          <w:sz w:val="32"/>
+          <w:szCs w:val="32"/>
+        </w:rPr>
+        <w:t>{auditedUnit}</w:t>
+      </w:r>
+      <w:r>
+        <w:rPr>
+          <w:rFonts w:hint="default" w:ascii="Times New Roman" w:hAnsi="Times New Roman" w:eastAsia="仿宋_GB2312" w:cs="Times New Roman"/>
+          <w:sz w:val="32"/>
+          <w:szCs w:val="32"/>
+        </w:rPr>
+        <w:t>进行了审计。根据《中华人民共和国审计法》第四十</w:t>
       </w:r>
       <w:r>
         <w:rPr>
@@ -628,7 +692,41 @@
           <w:sz w:val="32"/>
           <w:szCs w:val="32"/>
         </w:rPr>
-        <w:t>****年**月**日</w:t>
+        <w:t>年</w:t>
+      </w:r>
+      <w:r>
+        <w:rPr>
+          <w:rFonts w:hint="default" w:eastAsia="仿宋_GB2312" w:cs="Times New Roman"/>
+          <w:sz w:val="32"/>
+          <w:szCs w:val="32"/>
+          <w:lang w:val="en-US"/>
+        </w:rPr>
+        <w:t xml:space="preserve"> </w:t>
+      </w:r>
+      <w:r>
+        <w:rPr>
+          <w:rFonts w:hint="default" w:ascii="Times New Roman" w:hAnsi="Times New Roman" w:eastAsia="仿宋_GB2312" w:cs="Times New Roman"/>
+          <w:sz w:val="32"/>
+          <w:szCs w:val="32"/>
+        </w:rPr>
+        <w:t>月</w:t>
+      </w:r>
+      <w:r>
+        <w:rPr>
+          <w:rFonts w:hint="default" w:eastAsia="仿宋_GB2312" w:cs="Times New Roman"/>
+          <w:sz w:val="32"/>
+          <w:szCs w:val="32"/>
+          <w:lang w:val="en-US"/>
+        </w:rPr>
+        <w:t xml:space="preserve"> </w:t>
+      </w:r>
+      <w:r>
+        <w:rPr>
+          <w:rFonts w:hint="default" w:ascii="Times New Roman" w:hAnsi="Times New Roman" w:eastAsia="仿宋_GB2312" w:cs="Times New Roman"/>
+          <w:sz w:val="32"/>
+          <w:szCs w:val="32"/>
+        </w:rPr>
+        <w:t>日</w:t>
       </w:r>
       <w:r>
         <w:rPr>
@@ -667,96 +765,9 @@
       </w:pPr>
     </w:p>
     <w:p>
-      <w:pPr>
-        <w:keepNext w:val="0"/>
-        <w:keepLines w:val="0"/>
-        <w:pageBreakBefore w:val="0"/>
-        <w:widowControl w:val="0"/>
-        <w:kinsoku/>
-        <w:wordWrap/>
-        <w:overflowPunct/>
-        <w:topLinePunct w:val="0"/>
-        <w:autoSpaceDE/>
-        <w:autoSpaceDN/>
-        <w:bidi w:val="0"/>
-        <w:adjustRightInd w:val="0"/>
-        <w:snapToGrid w:val="0"/>
-        <w:spacing w:line="579" w:lineRule="exact"/>
-        <w:ind w:firstLine="640" w:firstLineChars="200"/>
-        <w:jc w:val="both"/>
-        <w:textAlignment w:val="auto"/>
-        <w:rPr>
-          <w:rFonts w:hint="eastAsia" w:ascii="楷体_GB2312" w:hAnsi="楷体_GB2312" w:eastAsia="楷体_GB2312" w:cs="楷体_GB2312"/>
-          <w:color w:val="auto"/>
-          <w:sz w:val="32"/>
-          <w:szCs w:val="32"/>
-          <w:highlight w:val="none"/>
-        </w:rPr>
-      </w:pPr>
-      <w:r>
-        <w:rPr>
-          <w:rFonts w:hint="eastAsia" w:ascii="楷体_GB2312" w:hAnsi="楷体_GB2312" w:eastAsia="楷体_GB2312" w:cs="楷体_GB2312"/>
-          <w:sz w:val="32"/>
-          <w:szCs w:val="32"/>
-        </w:rPr>
-        <w:t>[说明：</w:t>
-      </w:r>
-      <w:r>
-        <w:rPr>
-          <w:rFonts w:hint="eastAsia" w:ascii="楷体_GB2312" w:hAnsi="楷体_GB2312" w:eastAsia="楷体_GB2312" w:cs="楷体_GB2312"/>
-          <w:sz w:val="32"/>
-          <w:szCs w:val="32"/>
-          <w:lang w:eastAsia="zh-CN"/>
-        </w:rPr>
-        <w:t>征求意见稿定为工作秘密或国家秘密的，征求意见书最后一段表述为：“本</w:t>
-      </w:r>
-      <w:r>
-        <w:rPr>
-          <w:rFonts w:hint="eastAsia" w:ascii="楷体_GB2312" w:hAnsi="楷体_GB2312" w:eastAsia="楷体_GB2312" w:cs="楷体_GB2312"/>
-          <w:sz w:val="32"/>
-          <w:szCs w:val="32"/>
-        </w:rPr>
-        <w:t>审计报告/审计意见</w:t>
-      </w:r>
-      <w:r>
-        <w:rPr>
-          <w:rFonts w:hint="eastAsia" w:ascii="楷体_GB2312" w:hAnsi="楷体_GB2312" w:eastAsia="楷体_GB2312" w:cs="楷体_GB2312"/>
-          <w:sz w:val="32"/>
-          <w:szCs w:val="32"/>
-          <w:lang w:eastAsia="zh-CN"/>
-        </w:rPr>
-        <w:t>（征求意见稿）已依法确定为****</w:t>
-      </w:r>
-      <w:r>
-        <w:rPr>
-          <w:rFonts w:hint="eastAsia" w:ascii="楷体_GB2312" w:hAnsi="楷体_GB2312" w:eastAsia="楷体_GB2312" w:cs="楷体_GB2312"/>
-          <w:i/>
-          <w:iCs/>
-          <w:sz w:val="32"/>
-          <w:szCs w:val="32"/>
-          <w:lang w:eastAsia="zh-CN"/>
-        </w:rPr>
-        <w:t>（根据实际情况填写密级）</w:t>
-      </w:r>
-      <w:r>
-        <w:rPr>
-          <w:rFonts w:hint="eastAsia" w:ascii="楷体_GB2312" w:hAnsi="楷体_GB2312" w:eastAsia="楷体_GB2312" w:cs="楷体_GB2312"/>
-          <w:sz w:val="32"/>
-          <w:szCs w:val="32"/>
-          <w:lang w:eastAsia="zh-CN"/>
-        </w:rPr>
-        <w:t>，请严格执行有关保密规定，控制知悉范围，不得通过互联网、手机、微信等渠道传递，不得用于与审计工作无关的目的。如需就其中个别问题征求其他相关单位意见的，请遵循知悉范围最小化原则，仅将涉及该单位的事项向其征求意见，不得全文转发。”</w:t>
-      </w:r>
-      <w:r>
-        <w:rPr>
-          <w:rFonts w:hint="eastAsia" w:ascii="楷体_GB2312" w:hAnsi="楷体_GB2312" w:eastAsia="楷体_GB2312" w:cs="楷体_GB2312"/>
-          <w:sz w:val="32"/>
-          <w:szCs w:val="32"/>
-        </w:rPr>
-        <w:t>]</w:t>
-      </w:r>
+      <w:bookmarkStart w:id="0" w:name="_GoBack"/>
+      <w:bookmarkEnd w:id="0"/>
     </w:p>
-    <w:p/>
     <w:sectPr>
       <w:pgSz w:w="11906" w:h="16838"/>
       <w:pgMar w:top="1440" w:right="1800" w:bottom="1440" w:left="1800" w:header="851" w:footer="992" w:gutter="0"/>
